--- a/docs/showcase/newsletter.docx
+++ b/docs/showcase/newsletter.docx
@@ -6,9 +6,9 @@
       <w:pPr>
         <w:pStyle w:val="Title"/>
         <w:pBdr>
-          <w:top w:val="single" w:color="1F3A5F" w:sz="48" w:space="1"/>
-          <w:left w:val="single" w:color="1F3A5F" w:sz="64" w:space="1"/>
-          <w:right w:val="single" w:color="1F3A5F" w:sz="64" w:space="1"/>
+          <w:top w:val="single" w:color="1F3A5F" w:sz="48" w:space="0"/>
+          <w:left w:val="single" w:color="1F3A5F" w:sz="64" w:space="0"/>
+          <w:right w:val="single" w:color="1F3A5F" w:sz="64" w:space="0"/>
         </w:pBdr>
         <w:shd w:fill="1F3A5F" w:color="auto" w:val="clear"/>
         <w:spacing w:after="0"/>
@@ -25,9 +25,9 @@
       <w:pPr>
         <w:pStyle w:val="Normal"/>
         <w:pBdr>
-          <w:bottom w:val="single" w:color="1F3A5F" w:sz="48" w:space="1"/>
-          <w:left w:val="single" w:color="1F3A5F" w:sz="64" w:space="1"/>
-          <w:right w:val="single" w:color="1F3A5F" w:sz="64" w:space="1"/>
+          <w:left w:val="single" w:color="1F3A5F" w:sz="64" w:space="0"/>
+          <w:bottom w:val="single" w:color="1F3A5F" w:sz="48" w:space="0"/>
+          <w:right w:val="single" w:color="1F3A5F" w:sz="64" w:space="0"/>
         </w:pBdr>
         <w:shd w:fill="1F3A5F" w:color="auto" w:val="clear"/>
         <w:spacing w:after="200"/>
@@ -67,6 +67,18 @@
       <w:pPr>
         <w:sectPr>
           <w:footerReference w:type="default" r:id="rId7"/>
+          <w:footnotePr>
+            <w:pos w:val="pageBottom"/>
+            <w:numFmt w:val="decimal"/>
+            <w:numStart w:val="1"/>
+            <w:numRestart w:val="continuous"/>
+          </w:footnotePr>
+          <w:endnotePr>
+            <w:pos w:val="docEnd"/>
+            <w:numFmt w:val="lowerRoman"/>
+            <w:numStart w:val="1"/>
+            <w:numRestart w:val="continuous"/>
+          </w:endnotePr>
           <w:pgSz w:w="11906" w:h="16838" w:orient="portrait"/>
           <w:pgMar w:top="850" w:right="850" w:bottom="850" w:left="850" w:header="454" w:footer="454" w:gutter="0"/>
           <w:pgNumType/>
@@ -116,7 +128,7 @@
                     </pic:cNvPicPr>
                   </pic:nvPicPr>
                   <pic:blipFill>
-                    <a:blip r:embed="rId10" cstate="none"/>
+                    <a:blip r:embed="rId8" cstate="none"/>
                     <a:srcRect/>
                     <a:stretch>
                       <a:fillRect/>
@@ -221,7 +233,7 @@
                     </pic:cNvPicPr>
                   </pic:nvPicPr>
                   <pic:blipFill>
-                    <a:blip r:embed="rId11" cstate="none"/>
+                    <a:blip r:embed="rId9" cstate="none"/>
                     <a:srcRect/>
                     <a:stretch>
                       <a:fillRect/>
@@ -270,7 +282,18 @@
     <w:p>
       <w:pPr>
         <w:sectPr>
-          <w:footerReference w:type="default" r:id="rId8"/>
+          <w:footnotePr>
+            <w:pos w:val="pageBottom"/>
+            <w:numFmt w:val="decimal"/>
+            <w:numStart w:val="1"/>
+            <w:numRestart w:val="continuous"/>
+          </w:footnotePr>
+          <w:endnotePr>
+            <w:pos w:val="docEnd"/>
+            <w:numFmt w:val="lowerRoman"/>
+            <w:numStart w:val="1"/>
+            <w:numRestart w:val="continuous"/>
+          </w:endnotePr>
           <w:type w:val="continuous"/>
           <w:pgSz w:w="11906" w:h="16838" w:orient="portrait"/>
           <w:pgMar w:top="850" w:right="850" w:bottom="850" w:left="850" w:header="454" w:footer="454" w:gutter="0"/>
@@ -1707,7 +1730,7 @@
       <w:pPr>
         <w:pStyle w:val="Normal"/>
         <w:pBdr>
-          <w:top w:val="single" w:color="5A6B7F" w:sz="4" w:space="1"/>
+          <w:top w:val="single" w:color="5A6B7F" w:sz="4" w:space="4"/>
         </w:pBdr>
         <w:spacing w:before="280"/>
       </w:pPr>
@@ -1727,7 +1750,18 @@
       </w:r>
     </w:p>
     <w:sectPr>
-      <w:footerReference w:type="default" r:id="rId9"/>
+      <w:footnotePr>
+        <w:pos w:val="pageBottom"/>
+        <w:numFmt w:val="decimal"/>
+        <w:numStart w:val="1"/>
+        <w:numRestart w:val="continuous"/>
+      </w:footnotePr>
+      <w:endnotePr>
+        <w:pos w:val="docEnd"/>
+        <w:numFmt w:val="lowerRoman"/>
+        <w:numStart w:val="1"/>
+        <w:numRestart w:val="continuous"/>
+      </w:endnotePr>
       <w:type w:val="continuous"/>
       <w:pgSz w:w="11906" w:h="16838" w:orient="portrait"/>
       <w:pgMar w:top="850" w:right="850" w:bottom="850" w:left="850" w:header="454" w:footer="454" w:gutter="0"/>
@@ -1805,70 +1839,7 @@
       <w:fldChar w:fldCharType="begin"/>
       <w:instrText xml:space="preserve">PAGE</w:instrText>
       <w:fldChar w:fldCharType="separate"/>
-      <w:fldChar w:fldCharType="end"/>
-    </w:r>
-  </w:p>
-</w:ftr>
-</file>
-
-<file path=word/footer2.xml><?xml version="1.0" encoding="utf-8"?>
-<w:ftr xmlns:wpc="http://schemas.microsoft.com/office/word/2010/wordprocessingCanvas" xmlns:mc="http://schemas.openxmlformats.org/markup-compatibility/2006" xmlns:o="urn:schemas-microsoft-com:office:office" xmlns:r="http://schemas.openxmlformats.org/officeDocument/2006/relationships" xmlns:m="http://schemas.openxmlformats.org/officeDocument/2006/math" xmlns:v="urn:schemas-microsoft-com:vml" xmlns:wp14="http://schemas.microsoft.com/office/word/2010/wordprocessingDrawing" xmlns:wp="http://schemas.openxmlformats.org/drawingml/2006/wordprocessingDrawing" xmlns:w10="urn:schemas-microsoft-com:office:word" xmlns:w="http://schemas.openxmlformats.org/wordprocessingml/2006/main" xmlns:w14="http://schemas.microsoft.com/office/word/2010/wordml" xmlns:w15="http://schemas.microsoft.com/office/word/2012/wordml" xmlns:wpg="http://schemas.microsoft.com/office/word/2010/wordprocessingGroup" xmlns:wpi="http://schemas.microsoft.com/office/word/2010/wordprocessingInk" xmlns:wne="http://schemas.microsoft.com/office/word/2006/wordml" xmlns:wps="http://schemas.microsoft.com/office/word/2010/wordprocessingShape">
-  <w:p>
-    <w:pPr>
-      <w:pStyle w:val="Normal"/>
-      <w:tabs>
-        <w:tab w:val="right" w:pos="10205"/>
-      </w:tabs>
-    </w:pPr>
-    <w:r>
-      <w:rPr>
-        <w:color w:val="5A6B7F"/>
-      </w:rPr>
-      <w:t xml:space="preserve">Eden Astronomy Society  ·  Newsletter 3/2026</w:t>
-    </w:r>
-    <w:r>
-      <w:rPr>
-        <w:color w:val="5A6B7F"/>
-      </w:rPr>
-      <w:tab/>
-      <w:t xml:space="preserve">Page </w:t>
-    </w:r>
-    <w:r>
-      <w:fldChar w:fldCharType="begin"/>
-      <w:instrText xml:space="preserve">PAGE</w:instrText>
-      <w:fldChar w:fldCharType="separate"/>
-      <w:fldChar w:fldCharType="end"/>
-    </w:r>
-  </w:p>
-</w:ftr>
-</file>
-
-<file path=word/footer3.xml><?xml version="1.0" encoding="utf-8"?>
-<w:ftr xmlns:wpc="http://schemas.microsoft.com/office/word/2010/wordprocessingCanvas" xmlns:mc="http://schemas.openxmlformats.org/markup-compatibility/2006" xmlns:o="urn:schemas-microsoft-com:office:office" xmlns:r="http://schemas.openxmlformats.org/officeDocument/2006/relationships" xmlns:m="http://schemas.openxmlformats.org/officeDocument/2006/math" xmlns:v="urn:schemas-microsoft-com:vml" xmlns:wp14="http://schemas.microsoft.com/office/word/2010/wordprocessingDrawing" xmlns:wp="http://schemas.openxmlformats.org/drawingml/2006/wordprocessingDrawing" xmlns:w10="urn:schemas-microsoft-com:office:word" xmlns:w="http://schemas.openxmlformats.org/wordprocessingml/2006/main" xmlns:w14="http://schemas.microsoft.com/office/word/2010/wordml" xmlns:w15="http://schemas.microsoft.com/office/word/2012/wordml" xmlns:wpg="http://schemas.microsoft.com/office/word/2010/wordprocessingGroup" xmlns:wpi="http://schemas.microsoft.com/office/word/2010/wordprocessingInk" xmlns:wne="http://schemas.microsoft.com/office/word/2006/wordml" xmlns:wps="http://schemas.microsoft.com/office/word/2010/wordprocessingShape">
-  <w:p>
-    <w:pPr>
-      <w:pStyle w:val="Normal"/>
-      <w:tabs>
-        <w:tab w:val="right" w:pos="10205"/>
-      </w:tabs>
-    </w:pPr>
-    <w:r>
-      <w:rPr>
-        <w:color w:val="5A6B7F"/>
-      </w:rPr>
-      <w:t xml:space="preserve">Eden Astronomy Society  ·  Newsletter 3/2026</w:t>
-    </w:r>
-    <w:r>
-      <w:rPr>
-        <w:color w:val="5A6B7F"/>
-      </w:rPr>
-      <w:tab/>
-      <w:t xml:space="preserve">Page </w:t>
-    </w:r>
-    <w:r>
-      <w:fldChar w:fldCharType="begin"/>
-      <w:instrText xml:space="preserve">PAGE</w:instrText>
-      <w:fldChar w:fldCharType="separate"/>
+      <w:t>1</w:t>
       <w:fldChar w:fldCharType="end"/>
     </w:r>
   </w:p>
@@ -2074,7 +2045,7 @@
     <w:qFormat/>
     <w:pPr>
       <w:keepNext/>
-      <w:spacing w:after="60" w:before="160" w:line="240" w:lineRule="auto"/>
+      <w:spacing w:after="60" w:before="160"/>
     </w:pPr>
     <w:rPr>
       <w:color w:val="1F3A5F"/>
@@ -2244,11 +2215,11 @@
       <w:szCs w:val="20"/>
     </w:rPr>
   </w:style>
-  <w:style w:type="paragraph" w:styleId="Normal">
-    <w:name w:val="Standard"/>
+  <w:style w:type="paragraph" w:default="1" w:styleId="Normal">
+    <w:name w:val="Normal"/>
     <w:qFormat/>
     <w:pPr>
-      <w:spacing w:after="100" w:line="240" w:lineRule="auto"/>
+      <w:spacing w:after="100"/>
       <w:jc w:val="both"/>
     </w:pPr>
     <w:rPr>
@@ -2264,7 +2235,7 @@
     <w:next w:val="Normal"/>
     <w:qFormat/>
     <w:pPr>
-      <w:spacing w:after="120" w:before="240" w:line="240" w:lineRule="auto"/>
+      <w:spacing w:after="120" w:before="240"/>
     </w:pPr>
     <w:rPr>
       <w:rFonts w:ascii="Arial" w:cs="Arial" w:eastAsia="Arial" w:hAnsi="Arial"/>
@@ -2353,7 +2324,7 @@
     <w:next w:val="Normal"/>
     <w:qFormat/>
     <w:pPr>
-      <w:spacing w:after="280" w:line="240" w:lineRule="auto"/>
+      <w:spacing w:after="280"/>
       <w:ind w:left="567"/>
     </w:pPr>
     <w:rPr>
@@ -2366,7 +2337,7 @@
     <w:next w:val="Caption"/>
     <w:qFormat/>
     <w:pPr>
-      <w:spacing w:after="120" w:before="120" w:line="240" w:lineRule="auto"/>
+      <w:spacing w:after="120" w:before="120"/>
     </w:pPr>
     <w:rPr>
       <w:i/>

--- a/docs/showcase/newsletter.docx
+++ b/docs/showcase/newsletter.docx
@@ -306,6 +306,7 @@
     <w:p>
       <w:pPr>
         <w:pStyle w:val="Heading2"/>
+        <w:pageBreakBefore/>
         <w:outlineLvl w:val="1"/>
       </w:pPr>
       <w:r>

--- a/docs/showcase/newsletter.docx
+++ b/docs/showcase/newsletter.docx
@@ -66,7 +66,9 @@
     <w:p>
       <w:pPr>
         <w:sectPr>
-          <w:footerReference w:type="default" r:id="rId7"/>
+          <w:headerReference w:type="default" r:id="rId7"/>
+          <w:footerReference w:type="default" r:id="rId8"/>
+          <w:footerReference w:type="first" r:id="rId9"/>
           <w:footnotePr>
             <w:pos w:val="pageBottom"/>
             <w:numFmt w:val="decimal"/>
@@ -82,6 +84,7 @@
           <w:pgSz w:w="11906" w:h="16838" w:orient="portrait"/>
           <w:pgMar w:top="850" w:right="850" w:bottom="850" w:left="850" w:header="454" w:footer="454" w:gutter="0"/>
           <w:pgNumType/>
+          <w:titlePg/>
           <w:docGrid w:linePitch="360"/>
         </w:sectPr>
       </w:pPr>
@@ -128,7 +131,7 @@
                     </pic:cNvPicPr>
                   </pic:nvPicPr>
                   <pic:blipFill>
-                    <a:blip r:embed="rId8" cstate="none"/>
+                    <a:blip r:embed="rId10" cstate="none"/>
                     <a:srcRect/>
                     <a:stretch>
                       <a:fillRect/>
@@ -233,7 +236,7 @@
                     </pic:cNvPicPr>
                   </pic:nvPicPr>
                   <pic:blipFill>
-                    <a:blip r:embed="rId9" cstate="none"/>
+                    <a:blip r:embed="rId11" cstate="none"/>
                     <a:srcRect/>
                     <a:stretch>
                       <a:fillRect/>
@@ -1827,7 +1830,40 @@
       <w:rPr>
         <w:color w:val="5A6B7F"/>
       </w:rPr>
-      <w:t xml:space="preserve">Eden Astronomy Society  ·  Newsletter 3/2026</w:t>
+      <w:t xml:space="preserve">Newsletter 3/2026</w:t>
+    </w:r>
+    <w:r>
+      <w:rPr>
+        <w:color w:val="5A6B7F"/>
+      </w:rPr>
+      <w:tab/>
+      <w:t xml:space="preserve">Page </w:t>
+    </w:r>
+    <w:r>
+      <w:fldChar w:fldCharType="begin"/>
+      <w:instrText xml:space="preserve">PAGE</w:instrText>
+      <w:fldChar w:fldCharType="separate"/>
+      <w:t>1</w:t>
+      <w:fldChar w:fldCharType="end"/>
+    </w:r>
+  </w:p>
+</w:ftr>
+</file>
+
+<file path=word/footer2.xml><?xml version="1.0" encoding="utf-8"?>
+<w:ftr xmlns:wpc="http://schemas.microsoft.com/office/word/2010/wordprocessingCanvas" xmlns:mc="http://schemas.openxmlformats.org/markup-compatibility/2006" xmlns:o="urn:schemas-microsoft-com:office:office" xmlns:r="http://schemas.openxmlformats.org/officeDocument/2006/relationships" xmlns:m="http://schemas.openxmlformats.org/officeDocument/2006/math" xmlns:v="urn:schemas-microsoft-com:vml" xmlns:wp14="http://schemas.microsoft.com/office/word/2010/wordprocessingDrawing" xmlns:wp="http://schemas.openxmlformats.org/drawingml/2006/wordprocessingDrawing" xmlns:w10="urn:schemas-microsoft-com:office:word" xmlns:w="http://schemas.openxmlformats.org/wordprocessingml/2006/main" xmlns:w14="http://schemas.microsoft.com/office/word/2010/wordml" xmlns:w15="http://schemas.microsoft.com/office/word/2012/wordml" xmlns:wpg="http://schemas.microsoft.com/office/word/2010/wordprocessingGroup" xmlns:wpi="http://schemas.microsoft.com/office/word/2010/wordprocessingInk" xmlns:wne="http://schemas.microsoft.com/office/word/2006/wordml" xmlns:wps="http://schemas.microsoft.com/office/word/2010/wordprocessingShape">
+  <w:p>
+    <w:pPr>
+      <w:pStyle w:val="Normal"/>
+      <w:tabs>
+        <w:tab w:val="right" w:pos="10205"/>
+      </w:tabs>
+    </w:pPr>
+    <w:r>
+      <w:rPr>
+        <w:color w:val="5A6B7F"/>
+      </w:rPr>
+      <w:t xml:space="preserve">Newsletter 3/2026</w:t>
     </w:r>
     <w:r>
       <w:rPr>
@@ -1882,6 +1918,35 @@
     </w:p>
   </w:footnote>
 </w:footnotes>
+</file>
+
+<file path=word/header1.xml><?xml version="1.0" encoding="utf-8"?>
+<w:hdr xmlns:wpc="http://schemas.microsoft.com/office/word/2010/wordprocessingCanvas" xmlns:mc="http://schemas.openxmlformats.org/markup-compatibility/2006" xmlns:o="urn:schemas-microsoft-com:office:office" xmlns:r="http://schemas.openxmlformats.org/officeDocument/2006/relationships" xmlns:m="http://schemas.openxmlformats.org/officeDocument/2006/math" xmlns:v="urn:schemas-microsoft-com:vml" xmlns:wp14="http://schemas.microsoft.com/office/word/2010/wordprocessingDrawing" xmlns:wp="http://schemas.openxmlformats.org/drawingml/2006/wordprocessingDrawing" xmlns:w10="urn:schemas-microsoft-com:office:word" xmlns:w="http://schemas.openxmlformats.org/wordprocessingml/2006/main" xmlns:w14="http://schemas.microsoft.com/office/word/2010/wordml" xmlns:w15="http://schemas.microsoft.com/office/word/2012/wordml" xmlns:wpg="http://schemas.microsoft.com/office/word/2010/wordprocessingGroup" xmlns:wpi="http://schemas.microsoft.com/office/word/2010/wordprocessingInk" xmlns:wne="http://schemas.microsoft.com/office/word/2006/wordml" xmlns:wps="http://schemas.microsoft.com/office/word/2010/wordprocessingShape" xmlns:cx="http://schemas.microsoft.com/office/drawing/2014/chartex" xmlns:cx1="http://schemas.microsoft.com/office/drawing/2015/9/8/chartex" xmlns:cx2="http://schemas.microsoft.com/office/drawing/2015/10/21/chartex" xmlns:cx3="http://schemas.microsoft.com/office/drawing/2016/5/9/chartex" xmlns:cx4="http://schemas.microsoft.com/office/drawing/2016/5/10/chartex" xmlns:cx5="http://schemas.microsoft.com/office/drawing/2016/5/11/chartex" xmlns:cx6="http://schemas.microsoft.com/office/drawing/2016/5/12/chartex" xmlns:cx7="http://schemas.microsoft.com/office/drawing/2016/5/13/chartex" xmlns:cx8="http://schemas.microsoft.com/office/drawing/2016/5/14/chartex" xmlns:w16cid="http://schemas.microsoft.com/office/word/2016/wordml/cid" xmlns:w16se="http://schemas.microsoft.com/office/word/2015/wordml/symex">
+  <w:p>
+    <w:pPr>
+      <w:pStyle w:val="Normal"/>
+      <w:pBdr>
+        <w:bottom w:val="single" w:color="5A6B7F" w:sz="4" w:space="2"/>
+      </w:pBdr>
+      <w:tabs>
+        <w:tab w:val="right" w:pos="10205"/>
+      </w:tabs>
+    </w:pPr>
+    <w:r>
+      <w:rPr>
+        <w:color w:val="5A6B7F"/>
+      </w:rPr>
+      <w:t xml:space="preserve">Eden Astronomy Society</w:t>
+    </w:r>
+    <w:r>
+      <w:rPr>
+        <w:color w:val="5A6B7F"/>
+      </w:rPr>
+      <w:tab/>
+      <w:t xml:space="preserve">September 2026</w:t>
+    </w:r>
+  </w:p>
+</w:hdr>
 </file>
 
 <file path=word/numbering.xml><?xml version="1.0" encoding="utf-8"?>
